--- a/DB/공통규정/CPO-103_교인등록이명규정_사랑과평안의교회.docx
+++ b/DB/공통규정/CPO-103_교인등록이명규정_사랑과평안의교회.docx
@@ -33,9 +33,6 @@
     </w:p>
     <w:p>
       <w:pPr>
-        <w:pBdr>
-          <w:bottom w:val="single" w:color="C8714A" w:sz="8"/>
-        </w:pBdr>
         <w:spacing w:after="160" w:before="0"/>
         <w:jc w:val="center"/>
       </w:pPr>
@@ -138,7 +135,7 @@
               <w:bottom w:val="single" w:color="B0C8E0" w:sz="4"/>
               <w:right w:val="single" w:color="B0C8E0" w:sz="4"/>
             </w:tcBorders>
-            <w:shd w:fill="EAF1F8" w:val="clear"/>
+            <w:shd w:fill="FFFFFF" w:val="clear"/>
             <w:tcMar>
               <w:top w:type="dxa" w:w="80"/>
               <w:left w:type="dxa" w:w="160"/>
@@ -202,7 +199,7 @@
               <w:bottom w:val="single" w:color="B0C8E0" w:sz="4"/>
               <w:right w:val="single" w:color="B0C8E0" w:sz="4"/>
             </w:tcBorders>
-            <w:shd w:fill="EAF1F8" w:val="clear"/>
+            <w:shd w:fill="FFFFFF" w:val="clear"/>
             <w:tcMar>
               <w:top w:type="dxa" w:w="80"/>
               <w:left w:type="dxa" w:w="160"/>
@@ -266,7 +263,7 @@
               <w:bottom w:val="single" w:color="B0C8E0" w:sz="4"/>
               <w:right w:val="single" w:color="B0C8E0" w:sz="4"/>
             </w:tcBorders>
-            <w:shd w:fill="EAF1F8" w:val="clear"/>
+            <w:shd w:fill="FFFFFF" w:val="clear"/>
             <w:tcMar>
               <w:top w:type="dxa" w:w="80"/>
               <w:left w:type="dxa" w:w="160"/>
@@ -330,7 +327,7 @@
               <w:bottom w:val="single" w:color="B0C8E0" w:sz="4"/>
               <w:right w:val="single" w:color="B0C8E0" w:sz="4"/>
             </w:tcBorders>
-            <w:shd w:fill="EAF1F8" w:val="clear"/>
+            <w:shd w:fill="FFFFFF" w:val="clear"/>
             <w:tcMar>
               <w:top w:type="dxa" w:w="80"/>
               <w:left w:type="dxa" w:w="160"/>
@@ -394,7 +391,7 @@
               <w:bottom w:val="single" w:color="B0C8E0" w:sz="4"/>
               <w:right w:val="single" w:color="B0C8E0" w:sz="4"/>
             </w:tcBorders>
-            <w:shd w:fill="EAF1F8" w:val="clear"/>
+            <w:shd w:fill="FFFFFF" w:val="clear"/>
             <w:tcMar>
               <w:top w:type="dxa" w:w="80"/>
               <w:left w:type="dxa" w:w="160"/>
@@ -443,7 +440,7 @@
                 <w:sz w:val="18"/>
                 <w:szCs w:val="18"/>
               </w:rPr>
-              <w:t xml:space="preserve">—</w:t>
+              <w:t>말미 [개정 이력] 표 참조</w:t>
             </w:r>
           </w:p>
         </w:tc>
@@ -458,7 +455,7 @@
               <w:bottom w:val="single" w:color="B0C8E0" w:sz="4"/>
               <w:right w:val="single" w:color="B0C8E0" w:sz="4"/>
             </w:tcBorders>
-            <w:shd w:fill="EAF1F8" w:val="clear"/>
+            <w:shd w:fill="FFFFFF" w:val="clear"/>
             <w:tcMar>
               <w:top w:type="dxa" w:w="80"/>
               <w:left w:type="dxa" w:w="160"/>
@@ -886,10 +883,7 @@
     </w:p>
     <w:p>
       <w:pPr>
-        <w:pBdr>
-          <w:bottom w:val="single" w:color="C8714A" w:sz="8"/>
-        </w:pBdr>
-        <w:shd w:fill="1A3A5C" w:val="clear"/>
+        <w:shd w:fill="FFFFFF" w:val="clear"/>
         <w:spacing w:after="200" w:before="440"/>
         <w:jc w:val="center"/>
       </w:pPr>
@@ -898,7 +892,7 @@
           <w:rFonts w:ascii="맑은 고딕" w:cs="맑은 고딕" w:eastAsia="맑은 고딕" w:hAnsi="맑은 고딕"/>
           <w:b/>
           <w:bCs/>
-          <w:color w:val="FFFFFF"/>
+          <w:color w:val="1A1A1A"/>
           <w:sz w:val="27"/>
           <w:szCs w:val="27"/>
         </w:rPr>
@@ -930,9 +924,6 @@
     </w:p>
     <w:p>
       <w:pPr>
-        <w:pBdr>
-          <w:left w:val="single" w:color="C8714A" w:sz="12"/>
-        </w:pBdr>
         <w:spacing w:after="60" w:before="260"/>
         <w:ind w:left="180"/>
       </w:pPr>
@@ -980,9 +971,6 @@
     </w:p>
     <w:p>
       <w:pPr>
-        <w:pBdr>
-          <w:left w:val="single" w:color="C8714A" w:sz="12"/>
-        </w:pBdr>
         <w:spacing w:after="60" w:before="260"/>
         <w:ind w:left="180"/>
       </w:pPr>
@@ -1126,9 +1114,6 @@
     </w:p>
     <w:p>
       <w:pPr>
-        <w:pBdr>
-          <w:left w:val="single" w:color="C8714A" w:sz="12"/>
-        </w:pBdr>
         <w:spacing w:after="60" w:before="260"/>
         <w:ind w:left="180"/>
       </w:pPr>
@@ -1224,9 +1209,6 @@
     </w:p>
     <w:p>
       <w:pPr>
-        <w:pBdr>
-          <w:left w:val="single" w:color="C8714A" w:sz="12"/>
-        </w:pBdr>
         <w:spacing w:after="60" w:before="260"/>
         <w:ind w:left="180"/>
       </w:pPr>
@@ -1276,12 +1258,12 @@
       <w:tblPr>
         <w:tblW w:type="dxa" w:w="9070"/>
         <w:tblBorders>
-          <w:top w:val="single" w:color="auto" w:sz="4"/>
-          <w:left w:val="single" w:color="auto" w:sz="4"/>
-          <w:bottom w:val="single" w:color="auto" w:sz="4"/>
-          <w:right w:val="single" w:color="auto" w:sz="4"/>
-          <w:insideH w:val="single" w:color="auto" w:sz="4"/>
-          <w:insideV w:val="single" w:color="auto" w:sz="4"/>
+          <w:top w:val="nil"/>
+          <w:left w:val="nil"/>
+          <w:bottom w:val="nil"/>
+          <w:right w:val="nil"/>
+          <w:insideH w:val="nil"/>
+          <w:insideV w:val="nil"/>
         </w:tblBorders>
       </w:tblPr>
       <w:tblGrid>
@@ -1291,13 +1273,7 @@
         <w:tc>
           <w:tcPr>
             <w:tcW w:type="dxa" w:w="9070"/>
-            <w:tcBorders>
-              <w:top w:val="single" w:color="2E6DA4" w:sz="4"/>
-              <w:left w:val="single" w:color="2E6DA4" w:sz="10"/>
-              <w:bottom w:val="single" w:color="2E6DA4" w:sz="4"/>
-              <w:right w:val="none" w:color="FFFFFF" w:sz="0"/>
-            </w:tcBorders>
-            <w:shd w:fill="EAF1F8" w:val="clear"/>
+            <w:shd w:fill="FFFFFF" w:val="clear"/>
             <w:tcMar>
               <w:top w:type="dxa" w:w="120"/>
               <w:left w:type="dxa" w:w="240"/>
@@ -1368,10 +1344,7 @@
     </w:p>
     <w:p>
       <w:pPr>
-        <w:pBdr>
-          <w:bottom w:val="single" w:color="C8714A" w:sz="8"/>
-        </w:pBdr>
-        <w:shd w:fill="1A3A5C" w:val="clear"/>
+        <w:shd w:fill="FFFFFF" w:val="clear"/>
         <w:spacing w:after="200" w:before="440"/>
         <w:jc w:val="center"/>
       </w:pPr>
@@ -1380,7 +1353,7 @@
           <w:rFonts w:ascii="맑은 고딕" w:cs="맑은 고딕" w:eastAsia="맑은 고딕" w:hAnsi="맑은 고딕"/>
           <w:b/>
           <w:bCs/>
-          <w:color w:val="FFFFFF"/>
+          <w:color w:val="1A1A1A"/>
           <w:sz w:val="27"/>
           <w:szCs w:val="27"/>
         </w:rPr>
@@ -1412,9 +1385,6 @@
     </w:p>
     <w:p>
       <w:pPr>
-        <w:pBdr>
-          <w:left w:val="single" w:color="C8714A" w:sz="12"/>
-        </w:pBdr>
         <w:spacing w:after="60" w:before="260"/>
         <w:ind w:left="180"/>
       </w:pPr>
@@ -1526,9 +1496,6 @@
     </w:p>
     <w:p>
       <w:pPr>
-        <w:pBdr>
-          <w:left w:val="single" w:color="C8714A" w:sz="12"/>
-        </w:pBdr>
         <w:spacing w:after="60" w:before="260"/>
         <w:ind w:left="180"/>
       </w:pPr>
@@ -1602,7 +1569,7 @@
               <w:bottom w:val="single" w:color="B0C8E0" w:sz="4"/>
               <w:right w:val="single" w:color="B0C8E0" w:sz="4"/>
             </w:tcBorders>
-            <w:shd w:fill="1A3A5C" w:val="clear"/>
+            <w:shd w:fill="FFFFFF" w:val="clear"/>
             <w:tcMar>
               <w:top w:type="dxa" w:w="80"/>
               <w:left w:type="dxa" w:w="100"/>
@@ -1619,7 +1586,7 @@
                 <w:rFonts w:ascii="맑은 고딕" w:cs="맑은 고딕" w:eastAsia="맑은 고딕" w:hAnsi="맑은 고딕"/>
                 <w:b/>
                 <w:bCs/>
-                <w:color w:val="FFFFFF"/>
+                <w:color w:val="1A1A1A"/>
                 <w:sz w:val="17"/>
                 <w:szCs w:val="17"/>
               </w:rPr>
@@ -1636,7 +1603,7 @@
               <w:bottom w:val="single" w:color="B0C8E0" w:sz="4"/>
               <w:right w:val="single" w:color="B0C8E0" w:sz="4"/>
             </w:tcBorders>
-            <w:shd w:fill="1A3A5C" w:val="clear"/>
+            <w:shd w:fill="FFFFFF" w:val="clear"/>
             <w:tcMar>
               <w:top w:type="dxa" w:w="80"/>
               <w:left w:type="dxa" w:w="100"/>
@@ -1653,7 +1620,7 @@
                 <w:rFonts w:ascii="맑은 고딕" w:cs="맑은 고딕" w:eastAsia="맑은 고딕" w:hAnsi="맑은 고딕"/>
                 <w:b/>
                 <w:bCs/>
-                <w:color w:val="FFFFFF"/>
+                <w:color w:val="1A1A1A"/>
                 <w:sz w:val="17"/>
                 <w:szCs w:val="17"/>
               </w:rPr>
@@ -1670,7 +1637,7 @@
               <w:bottom w:val="single" w:color="B0C8E0" w:sz="4"/>
               <w:right w:val="single" w:color="B0C8E0" w:sz="4"/>
             </w:tcBorders>
-            <w:shd w:fill="1A3A5C" w:val="clear"/>
+            <w:shd w:fill="FFFFFF" w:val="clear"/>
             <w:tcMar>
               <w:top w:type="dxa" w:w="80"/>
               <w:left w:type="dxa" w:w="100"/>
@@ -1687,7 +1654,7 @@
                 <w:rFonts w:ascii="맑은 고딕" w:cs="맑은 고딕" w:eastAsia="맑은 고딕" w:hAnsi="맑은 고딕"/>
                 <w:b/>
                 <w:bCs/>
-                <w:color w:val="FFFFFF"/>
+                <w:color w:val="1A1A1A"/>
                 <w:sz w:val="17"/>
                 <w:szCs w:val="17"/>
               </w:rPr>
@@ -1704,7 +1671,7 @@
               <w:bottom w:val="single" w:color="B0C8E0" w:sz="4"/>
               <w:right w:val="single" w:color="B0C8E0" w:sz="4"/>
             </w:tcBorders>
-            <w:shd w:fill="1A3A5C" w:val="clear"/>
+            <w:shd w:fill="FFFFFF" w:val="clear"/>
             <w:tcMar>
               <w:top w:type="dxa" w:w="80"/>
               <w:left w:type="dxa" w:w="100"/>
@@ -1721,7 +1688,7 @@
                 <w:rFonts w:ascii="맑은 고딕" w:cs="맑은 고딕" w:eastAsia="맑은 고딕" w:hAnsi="맑은 고딕"/>
                 <w:b/>
                 <w:bCs/>
-                <w:color w:val="FFFFFF"/>
+                <w:color w:val="1A1A1A"/>
                 <w:sz w:val="17"/>
                 <w:szCs w:val="17"/>
               </w:rPr>
@@ -1740,7 +1707,7 @@
               <w:bottom w:val="single" w:color="B0C8E0" w:sz="4"/>
               <w:right w:val="single" w:color="B0C8E0" w:sz="4"/>
             </w:tcBorders>
-            <w:shd w:fill="EAF1F8" w:val="clear"/>
+            <w:shd w:fill="FFFFFF" w:val="clear"/>
             <w:tcMar>
               <w:top w:type="dxa" w:w="70"/>
               <w:left w:type="dxa" w:w="100"/>
@@ -1774,7 +1741,7 @@
               <w:bottom w:val="single" w:color="B0C8E0" w:sz="4"/>
               <w:right w:val="single" w:color="B0C8E0" w:sz="4"/>
             </w:tcBorders>
-            <w:shd w:fill="EAF1F8" w:val="clear"/>
+            <w:shd w:fill="FFFFFF" w:val="clear"/>
             <w:tcMar>
               <w:top w:type="dxa" w:w="70"/>
               <w:left w:type="dxa" w:w="100"/>
@@ -1808,7 +1775,7 @@
               <w:bottom w:val="single" w:color="B0C8E0" w:sz="4"/>
               <w:right w:val="single" w:color="B0C8E0" w:sz="4"/>
             </w:tcBorders>
-            <w:shd w:fill="EAF1F8" w:val="clear"/>
+            <w:shd w:fill="FFFFFF" w:val="clear"/>
             <w:tcMar>
               <w:top w:type="dxa" w:w="70"/>
               <w:left w:type="dxa" w:w="100"/>
@@ -1840,7 +1807,7 @@
               <w:bottom w:val="single" w:color="B0C8E0" w:sz="4"/>
               <w:right w:val="single" w:color="B0C8E0" w:sz="4"/>
             </w:tcBorders>
-            <w:shd w:fill="EAF1F8" w:val="clear"/>
+            <w:shd w:fill="FFFFFF" w:val="clear"/>
             <w:tcMar>
               <w:top w:type="dxa" w:w="70"/>
               <w:left w:type="dxa" w:w="100"/>
@@ -2008,7 +1975,7 @@
               <w:bottom w:val="single" w:color="B0C8E0" w:sz="4"/>
               <w:right w:val="single" w:color="B0C8E0" w:sz="4"/>
             </w:tcBorders>
-            <w:shd w:fill="EAF1F8" w:val="clear"/>
+            <w:shd w:fill="FFFFFF" w:val="clear"/>
             <w:tcMar>
               <w:top w:type="dxa" w:w="70"/>
               <w:left w:type="dxa" w:w="100"/>
@@ -2042,7 +2009,7 @@
               <w:bottom w:val="single" w:color="B0C8E0" w:sz="4"/>
               <w:right w:val="single" w:color="B0C8E0" w:sz="4"/>
             </w:tcBorders>
-            <w:shd w:fill="EAF1F8" w:val="clear"/>
+            <w:shd w:fill="FFFFFF" w:val="clear"/>
             <w:tcMar>
               <w:top w:type="dxa" w:w="70"/>
               <w:left w:type="dxa" w:w="100"/>
@@ -2076,7 +2043,7 @@
               <w:bottom w:val="single" w:color="B0C8E0" w:sz="4"/>
               <w:right w:val="single" w:color="B0C8E0" w:sz="4"/>
             </w:tcBorders>
-            <w:shd w:fill="EAF1F8" w:val="clear"/>
+            <w:shd w:fill="FFFFFF" w:val="clear"/>
             <w:tcMar>
               <w:top w:type="dxa" w:w="70"/>
               <w:left w:type="dxa" w:w="100"/>
@@ -2108,7 +2075,7 @@
               <w:bottom w:val="single" w:color="B0C8E0" w:sz="4"/>
               <w:right w:val="single" w:color="B0C8E0" w:sz="4"/>
             </w:tcBorders>
-            <w:shd w:fill="EAF1F8" w:val="clear"/>
+            <w:shd w:fill="FFFFFF" w:val="clear"/>
             <w:tcMar>
               <w:top w:type="dxa" w:w="70"/>
               <w:left w:type="dxa" w:w="100"/>
@@ -2276,7 +2243,7 @@
               <w:bottom w:val="single" w:color="B0C8E0" w:sz="4"/>
               <w:right w:val="single" w:color="B0C8E0" w:sz="4"/>
             </w:tcBorders>
-            <w:shd w:fill="EAF1F8" w:val="clear"/>
+            <w:shd w:fill="FFFFFF" w:val="clear"/>
             <w:tcMar>
               <w:top w:type="dxa" w:w="70"/>
               <w:left w:type="dxa" w:w="100"/>
@@ -2310,7 +2277,7 @@
               <w:bottom w:val="single" w:color="B0C8E0" w:sz="4"/>
               <w:right w:val="single" w:color="B0C8E0" w:sz="4"/>
             </w:tcBorders>
-            <w:shd w:fill="EAF1F8" w:val="clear"/>
+            <w:shd w:fill="FFFFFF" w:val="clear"/>
             <w:tcMar>
               <w:top w:type="dxa" w:w="70"/>
               <w:left w:type="dxa" w:w="100"/>
@@ -2344,7 +2311,7 @@
               <w:bottom w:val="single" w:color="B0C8E0" w:sz="4"/>
               <w:right w:val="single" w:color="B0C8E0" w:sz="4"/>
             </w:tcBorders>
-            <w:shd w:fill="EAF1F8" w:val="clear"/>
+            <w:shd w:fill="FFFFFF" w:val="clear"/>
             <w:tcMar>
               <w:top w:type="dxa" w:w="70"/>
               <w:left w:type="dxa" w:w="100"/>
@@ -2376,7 +2343,7 @@
               <w:bottom w:val="single" w:color="B0C8E0" w:sz="4"/>
               <w:right w:val="single" w:color="B0C8E0" w:sz="4"/>
             </w:tcBorders>
-            <w:shd w:fill="EAF1F8" w:val="clear"/>
+            <w:shd w:fill="FFFFFF" w:val="clear"/>
             <w:tcMar>
               <w:top w:type="dxa" w:w="70"/>
               <w:left w:type="dxa" w:w="100"/>
@@ -2551,9 +2518,6 @@
     </w:p>
     <w:p>
       <w:pPr>
-        <w:pBdr>
-          <w:left w:val="single" w:color="C8714A" w:sz="12"/>
-        </w:pBdr>
         <w:spacing w:after="60" w:before="260"/>
         <w:ind w:left="180"/>
       </w:pPr>
@@ -2681,9 +2645,6 @@
     </w:p>
     <w:p>
       <w:pPr>
-        <w:pBdr>
-          <w:left w:val="single" w:color="C8714A" w:sz="12"/>
-        </w:pBdr>
         <w:spacing w:after="60" w:before="260"/>
         <w:ind w:left="180"/>
       </w:pPr>
@@ -2763,9 +2724,6 @@
     </w:p>
     <w:p>
       <w:pPr>
-        <w:pBdr>
-          <w:left w:val="single" w:color="C8714A" w:sz="12"/>
-        </w:pBdr>
         <w:spacing w:after="60" w:before="260"/>
         <w:ind w:left="180"/>
       </w:pPr>
@@ -2829,10 +2787,7 @@
     </w:p>
     <w:p>
       <w:pPr>
-        <w:pBdr>
-          <w:bottom w:val="single" w:color="C8714A" w:sz="8"/>
-        </w:pBdr>
-        <w:shd w:fill="1A3A5C" w:val="clear"/>
+        <w:shd w:fill="FFFFFF" w:val="clear"/>
         <w:spacing w:after="200" w:before="440"/>
         <w:jc w:val="center"/>
       </w:pPr>
@@ -2841,7 +2796,7 @@
           <w:rFonts w:ascii="맑은 고딕" w:cs="맑은 고딕" w:eastAsia="맑은 고딕" w:hAnsi="맑은 고딕"/>
           <w:b/>
           <w:bCs/>
-          <w:color w:val="FFFFFF"/>
+          <w:color w:val="1A1A1A"/>
           <w:sz w:val="27"/>
           <w:szCs w:val="27"/>
         </w:rPr>
@@ -2873,9 +2828,6 @@
     </w:p>
     <w:p>
       <w:pPr>
-        <w:pBdr>
-          <w:left w:val="single" w:color="C8714A" w:sz="12"/>
-        </w:pBdr>
         <w:spacing w:after="60" w:before="260"/>
         <w:ind w:left="180"/>
       </w:pPr>
@@ -2939,9 +2891,6 @@
     </w:p>
     <w:p>
       <w:pPr>
-        <w:pBdr>
-          <w:left w:val="single" w:color="C8714A" w:sz="12"/>
-        </w:pBdr>
         <w:spacing w:after="60" w:before="260"/>
         <w:ind w:left="180"/>
       </w:pPr>
@@ -3117,9 +3066,6 @@
     </w:p>
     <w:p>
       <w:pPr>
-        <w:pBdr>
-          <w:left w:val="single" w:color="C8714A" w:sz="12"/>
-        </w:pBdr>
         <w:spacing w:after="60" w:before="260"/>
         <w:ind w:left="180"/>
       </w:pPr>
@@ -3193,7 +3139,7 @@
               <w:bottom w:val="single" w:color="B0C8E0" w:sz="4"/>
               <w:right w:val="single" w:color="B0C8E0" w:sz="4"/>
             </w:tcBorders>
-            <w:shd w:fill="1A3A5C" w:val="clear"/>
+            <w:shd w:fill="FFFFFF" w:val="clear"/>
             <w:tcMar>
               <w:top w:type="dxa" w:w="80"/>
               <w:left w:type="dxa" w:w="100"/>
@@ -3210,7 +3156,7 @@
                 <w:rFonts w:ascii="맑은 고딕" w:cs="맑은 고딕" w:eastAsia="맑은 고딕" w:hAnsi="맑은 고딕"/>
                 <w:b/>
                 <w:bCs/>
-                <w:color w:val="FFFFFF"/>
+                <w:color w:val="1A1A1A"/>
                 <w:sz w:val="17"/>
                 <w:szCs w:val="17"/>
               </w:rPr>
@@ -3227,7 +3173,7 @@
               <w:bottom w:val="single" w:color="B0C8E0" w:sz="4"/>
               <w:right w:val="single" w:color="B0C8E0" w:sz="4"/>
             </w:tcBorders>
-            <w:shd w:fill="1A3A5C" w:val="clear"/>
+            <w:shd w:fill="FFFFFF" w:val="clear"/>
             <w:tcMar>
               <w:top w:type="dxa" w:w="80"/>
               <w:left w:type="dxa" w:w="100"/>
@@ -3244,7 +3190,7 @@
                 <w:rFonts w:ascii="맑은 고딕" w:cs="맑은 고딕" w:eastAsia="맑은 고딕" w:hAnsi="맑은 고딕"/>
                 <w:b/>
                 <w:bCs/>
-                <w:color w:val="FFFFFF"/>
+                <w:color w:val="1A1A1A"/>
                 <w:sz w:val="17"/>
                 <w:szCs w:val="17"/>
               </w:rPr>
@@ -3261,7 +3207,7 @@
               <w:bottom w:val="single" w:color="B0C8E0" w:sz="4"/>
               <w:right w:val="single" w:color="B0C8E0" w:sz="4"/>
             </w:tcBorders>
-            <w:shd w:fill="1A3A5C" w:val="clear"/>
+            <w:shd w:fill="FFFFFF" w:val="clear"/>
             <w:tcMar>
               <w:top w:type="dxa" w:w="80"/>
               <w:left w:type="dxa" w:w="100"/>
@@ -3278,7 +3224,7 @@
                 <w:rFonts w:ascii="맑은 고딕" w:cs="맑은 고딕" w:eastAsia="맑은 고딕" w:hAnsi="맑은 고딕"/>
                 <w:b/>
                 <w:bCs/>
-                <w:color w:val="FFFFFF"/>
+                <w:color w:val="1A1A1A"/>
                 <w:sz w:val="17"/>
                 <w:szCs w:val="17"/>
               </w:rPr>
@@ -3295,7 +3241,7 @@
               <w:bottom w:val="single" w:color="B0C8E0" w:sz="4"/>
               <w:right w:val="single" w:color="B0C8E0" w:sz="4"/>
             </w:tcBorders>
-            <w:shd w:fill="1A3A5C" w:val="clear"/>
+            <w:shd w:fill="FFFFFF" w:val="clear"/>
             <w:tcMar>
               <w:top w:type="dxa" w:w="80"/>
               <w:left w:type="dxa" w:w="100"/>
@@ -3312,7 +3258,7 @@
                 <w:rFonts w:ascii="맑은 고딕" w:cs="맑은 고딕" w:eastAsia="맑은 고딕" w:hAnsi="맑은 고딕"/>
                 <w:b/>
                 <w:bCs/>
-                <w:color w:val="FFFFFF"/>
+                <w:color w:val="1A1A1A"/>
                 <w:sz w:val="17"/>
                 <w:szCs w:val="17"/>
               </w:rPr>
@@ -3331,7 +3277,7 @@
               <w:bottom w:val="single" w:color="B0C8E0" w:sz="4"/>
               <w:right w:val="single" w:color="B0C8E0" w:sz="4"/>
             </w:tcBorders>
-            <w:shd w:fill="EAF1F8" w:val="clear"/>
+            <w:shd w:fill="FFFFFF" w:val="clear"/>
             <w:tcMar>
               <w:top w:type="dxa" w:w="70"/>
               <w:left w:type="dxa" w:w="100"/>
@@ -3365,7 +3311,7 @@
               <w:bottom w:val="single" w:color="B0C8E0" w:sz="4"/>
               <w:right w:val="single" w:color="B0C8E0" w:sz="4"/>
             </w:tcBorders>
-            <w:shd w:fill="EAF1F8" w:val="clear"/>
+            <w:shd w:fill="FFFFFF" w:val="clear"/>
             <w:tcMar>
               <w:top w:type="dxa" w:w="70"/>
               <w:left w:type="dxa" w:w="100"/>
@@ -3399,7 +3345,7 @@
               <w:bottom w:val="single" w:color="B0C8E0" w:sz="4"/>
               <w:right w:val="single" w:color="B0C8E0" w:sz="4"/>
             </w:tcBorders>
-            <w:shd w:fill="EAF1F8" w:val="clear"/>
+            <w:shd w:fill="FFFFFF" w:val="clear"/>
             <w:tcMar>
               <w:top w:type="dxa" w:w="70"/>
               <w:left w:type="dxa" w:w="100"/>
@@ -3431,7 +3377,7 @@
               <w:bottom w:val="single" w:color="B0C8E0" w:sz="4"/>
               <w:right w:val="single" w:color="B0C8E0" w:sz="4"/>
             </w:tcBorders>
-            <w:shd w:fill="EAF1F8" w:val="clear"/>
+            <w:shd w:fill="FFFFFF" w:val="clear"/>
             <w:tcMar>
               <w:top w:type="dxa" w:w="70"/>
               <w:left w:type="dxa" w:w="100"/>
@@ -3599,7 +3545,7 @@
               <w:bottom w:val="single" w:color="B0C8E0" w:sz="4"/>
               <w:right w:val="single" w:color="B0C8E0" w:sz="4"/>
             </w:tcBorders>
-            <w:shd w:fill="EAF1F8" w:val="clear"/>
+            <w:shd w:fill="FFFFFF" w:val="clear"/>
             <w:tcMar>
               <w:top w:type="dxa" w:w="70"/>
               <w:left w:type="dxa" w:w="100"/>
@@ -3633,7 +3579,7 @@
               <w:bottom w:val="single" w:color="B0C8E0" w:sz="4"/>
               <w:right w:val="single" w:color="B0C8E0" w:sz="4"/>
             </w:tcBorders>
-            <w:shd w:fill="EAF1F8" w:val="clear"/>
+            <w:shd w:fill="FFFFFF" w:val="clear"/>
             <w:tcMar>
               <w:top w:type="dxa" w:w="70"/>
               <w:left w:type="dxa" w:w="100"/>
@@ -3667,7 +3613,7 @@
               <w:bottom w:val="single" w:color="B0C8E0" w:sz="4"/>
               <w:right w:val="single" w:color="B0C8E0" w:sz="4"/>
             </w:tcBorders>
-            <w:shd w:fill="EAF1F8" w:val="clear"/>
+            <w:shd w:fill="FFFFFF" w:val="clear"/>
             <w:tcMar>
               <w:top w:type="dxa" w:w="70"/>
               <w:left w:type="dxa" w:w="100"/>
@@ -3699,7 +3645,7 @@
               <w:bottom w:val="single" w:color="B0C8E0" w:sz="4"/>
               <w:right w:val="single" w:color="B0C8E0" w:sz="4"/>
             </w:tcBorders>
-            <w:shd w:fill="EAF1F8" w:val="clear"/>
+            <w:shd w:fill="FFFFFF" w:val="clear"/>
             <w:tcMar>
               <w:top w:type="dxa" w:w="70"/>
               <w:left w:type="dxa" w:w="100"/>
@@ -3867,7 +3813,7 @@
               <w:bottom w:val="single" w:color="B0C8E0" w:sz="4"/>
               <w:right w:val="single" w:color="B0C8E0" w:sz="4"/>
             </w:tcBorders>
-            <w:shd w:fill="EAF1F8" w:val="clear"/>
+            <w:shd w:fill="FFFFFF" w:val="clear"/>
             <w:tcMar>
               <w:top w:type="dxa" w:w="70"/>
               <w:left w:type="dxa" w:w="100"/>
@@ -3901,7 +3847,7 @@
               <w:bottom w:val="single" w:color="B0C8E0" w:sz="4"/>
               <w:right w:val="single" w:color="B0C8E0" w:sz="4"/>
             </w:tcBorders>
-            <w:shd w:fill="EAF1F8" w:val="clear"/>
+            <w:shd w:fill="FFFFFF" w:val="clear"/>
             <w:tcMar>
               <w:top w:type="dxa" w:w="70"/>
               <w:left w:type="dxa" w:w="100"/>
@@ -3935,7 +3881,7 @@
               <w:bottom w:val="single" w:color="B0C8E0" w:sz="4"/>
               <w:right w:val="single" w:color="B0C8E0" w:sz="4"/>
             </w:tcBorders>
-            <w:shd w:fill="EAF1F8" w:val="clear"/>
+            <w:shd w:fill="FFFFFF" w:val="clear"/>
             <w:tcMar>
               <w:top w:type="dxa" w:w="70"/>
               <w:left w:type="dxa" w:w="100"/>
@@ -3967,7 +3913,7 @@
               <w:bottom w:val="single" w:color="B0C8E0" w:sz="4"/>
               <w:right w:val="single" w:color="B0C8E0" w:sz="4"/>
             </w:tcBorders>
-            <w:shd w:fill="EAF1F8" w:val="clear"/>
+            <w:shd w:fill="FFFFFF" w:val="clear"/>
             <w:tcMar>
               <w:top w:type="dxa" w:w="70"/>
               <w:left w:type="dxa" w:w="100"/>
@@ -4142,9 +4088,6 @@
     </w:p>
     <w:p>
       <w:pPr>
-        <w:pBdr>
-          <w:left w:val="single" w:color="C8714A" w:sz="12"/>
-        </w:pBdr>
         <w:spacing w:after="60" w:before="260"/>
         <w:ind w:left="180"/>
       </w:pPr>
@@ -4208,9 +4151,6 @@
     </w:p>
     <w:p>
       <w:pPr>
-        <w:pBdr>
-          <w:left w:val="single" w:color="C8714A" w:sz="12"/>
-        </w:pBdr>
         <w:spacing w:after="60" w:before="260"/>
         <w:ind w:left="180"/>
       </w:pPr>
@@ -4274,10 +4214,7 @@
     </w:p>
     <w:p>
       <w:pPr>
-        <w:pBdr>
-          <w:bottom w:val="single" w:color="C8714A" w:sz="8"/>
-        </w:pBdr>
-        <w:shd w:fill="1A3A5C" w:val="clear"/>
+        <w:shd w:fill="FFFFFF" w:val="clear"/>
         <w:spacing w:after="200" w:before="440"/>
         <w:jc w:val="center"/>
       </w:pPr>
@@ -4286,7 +4223,7 @@
           <w:rFonts w:ascii="맑은 고딕" w:cs="맑은 고딕" w:eastAsia="맑은 고딕" w:hAnsi="맑은 고딕"/>
           <w:b/>
           <w:bCs/>
-          <w:color w:val="FFFFFF"/>
+          <w:color w:val="1A1A1A"/>
           <w:sz w:val="27"/>
           <w:szCs w:val="27"/>
         </w:rPr>
@@ -4318,9 +4255,6 @@
     </w:p>
     <w:p>
       <w:pPr>
-        <w:pBdr>
-          <w:left w:val="single" w:color="C8714A" w:sz="12"/>
-        </w:pBdr>
         <w:spacing w:after="60" w:before="260"/>
         <w:ind w:left="180"/>
       </w:pPr>
@@ -4394,7 +4328,7 @@
               <w:bottom w:val="single" w:color="B0C8E0" w:sz="4"/>
               <w:right w:val="single" w:color="B0C8E0" w:sz="4"/>
             </w:tcBorders>
-            <w:shd w:fill="EAF1F8" w:val="clear"/>
+            <w:shd w:fill="FFFFFF" w:val="clear"/>
             <w:tcMar>
               <w:top w:type="dxa" w:w="70"/>
               <w:left w:type="dxa" w:w="120"/>
@@ -4456,7 +4390,7 @@
               <w:bottom w:val="single" w:color="B0C8E0" w:sz="4"/>
               <w:right w:val="single" w:color="B0C8E0" w:sz="4"/>
             </w:tcBorders>
-            <w:shd w:fill="EAF1F8" w:val="clear"/>
+            <w:shd w:fill="FFFFFF" w:val="clear"/>
             <w:tcMar>
               <w:top w:type="dxa" w:w="70"/>
               <w:left w:type="dxa" w:w="120"/>
@@ -4520,7 +4454,7 @@
               <w:bottom w:val="single" w:color="B0C8E0" w:sz="4"/>
               <w:right w:val="single" w:color="B0C8E0" w:sz="4"/>
             </w:tcBorders>
-            <w:shd w:fill="EAF1F8" w:val="clear"/>
+            <w:shd w:fill="FFFFFF" w:val="clear"/>
             <w:tcMar>
               <w:top w:type="dxa" w:w="70"/>
               <w:left w:type="dxa" w:w="120"/>
@@ -4582,7 +4516,7 @@
               <w:bottom w:val="single" w:color="B0C8E0" w:sz="4"/>
               <w:right w:val="single" w:color="B0C8E0" w:sz="4"/>
             </w:tcBorders>
-            <w:shd w:fill="EAF1F8" w:val="clear"/>
+            <w:shd w:fill="FFFFFF" w:val="clear"/>
             <w:tcMar>
               <w:top w:type="dxa" w:w="70"/>
               <w:left w:type="dxa" w:w="120"/>
@@ -4646,7 +4580,7 @@
               <w:bottom w:val="single" w:color="B0C8E0" w:sz="4"/>
               <w:right w:val="single" w:color="B0C8E0" w:sz="4"/>
             </w:tcBorders>
-            <w:shd w:fill="EAF1F8" w:val="clear"/>
+            <w:shd w:fill="FFFFFF" w:val="clear"/>
             <w:tcMar>
               <w:top w:type="dxa" w:w="70"/>
               <w:left w:type="dxa" w:w="120"/>
@@ -4708,7 +4642,7 @@
               <w:bottom w:val="single" w:color="B0C8E0" w:sz="4"/>
               <w:right w:val="single" w:color="B0C8E0" w:sz="4"/>
             </w:tcBorders>
-            <w:shd w:fill="EAF1F8" w:val="clear"/>
+            <w:shd w:fill="FFFFFF" w:val="clear"/>
             <w:tcMar>
               <w:top w:type="dxa" w:w="70"/>
               <w:left w:type="dxa" w:w="120"/>
@@ -4772,7 +4706,7 @@
               <w:bottom w:val="single" w:color="B0C8E0" w:sz="4"/>
               <w:right w:val="single" w:color="B0C8E0" w:sz="4"/>
             </w:tcBorders>
-            <w:shd w:fill="EAF1F8" w:val="clear"/>
+            <w:shd w:fill="FFFFFF" w:val="clear"/>
             <w:tcMar>
               <w:top w:type="dxa" w:w="70"/>
               <w:left w:type="dxa" w:w="120"/>
@@ -4834,7 +4768,7 @@
               <w:bottom w:val="single" w:color="B0C8E0" w:sz="4"/>
               <w:right w:val="single" w:color="B0C8E0" w:sz="4"/>
             </w:tcBorders>
-            <w:shd w:fill="EAF1F8" w:val="clear"/>
+            <w:shd w:fill="FFFFFF" w:val="clear"/>
             <w:tcMar>
               <w:top w:type="dxa" w:w="70"/>
               <w:left w:type="dxa" w:w="120"/>
@@ -4898,7 +4832,7 @@
               <w:bottom w:val="single" w:color="B0C8E0" w:sz="4"/>
               <w:right w:val="single" w:color="B0C8E0" w:sz="4"/>
             </w:tcBorders>
-            <w:shd w:fill="EAF1F8" w:val="clear"/>
+            <w:shd w:fill="FFFFFF" w:val="clear"/>
             <w:tcMar>
               <w:top w:type="dxa" w:w="70"/>
               <w:left w:type="dxa" w:w="120"/>
@@ -4960,7 +4894,7 @@
               <w:bottom w:val="single" w:color="B0C8E0" w:sz="4"/>
               <w:right w:val="single" w:color="B0C8E0" w:sz="4"/>
             </w:tcBorders>
-            <w:shd w:fill="EAF1F8" w:val="clear"/>
+            <w:shd w:fill="FFFFFF" w:val="clear"/>
             <w:tcMar>
               <w:top w:type="dxa" w:w="70"/>
               <w:left w:type="dxa" w:w="120"/>
@@ -5024,7 +4958,7 @@
               <w:bottom w:val="single" w:color="B0C8E0" w:sz="4"/>
               <w:right w:val="single" w:color="B0C8E0" w:sz="4"/>
             </w:tcBorders>
-            <w:shd w:fill="EAF1F8" w:val="clear"/>
+            <w:shd w:fill="FFFFFF" w:val="clear"/>
             <w:tcMar>
               <w:top w:type="dxa" w:w="70"/>
               <w:left w:type="dxa" w:w="120"/>
@@ -5125,9 +5059,6 @@
     </w:p>
     <w:p>
       <w:pPr>
-        <w:pBdr>
-          <w:left w:val="single" w:color="C8714A" w:sz="12"/>
-        </w:pBdr>
         <w:spacing w:after="60" w:before="260"/>
         <w:ind w:left="180"/>
       </w:pPr>
@@ -5239,9 +5170,6 @@
     </w:p>
     <w:p>
       <w:pPr>
-        <w:pBdr>
-          <w:left w:val="single" w:color="C8714A" w:sz="12"/>
-        </w:pBdr>
         <w:spacing w:after="60" w:before="260"/>
         <w:ind w:left="180"/>
       </w:pPr>
@@ -5321,9 +5249,6 @@
     </w:p>
     <w:p>
       <w:pPr>
-        <w:pBdr>
-          <w:left w:val="single" w:color="C8714A" w:sz="12"/>
-        </w:pBdr>
         <w:spacing w:after="60" w:before="260"/>
         <w:ind w:left="180"/>
       </w:pPr>
@@ -5403,10 +5328,7 @@
     </w:p>
     <w:p>
       <w:pPr>
-        <w:pBdr>
-          <w:bottom w:val="single" w:color="C8714A" w:sz="8"/>
-        </w:pBdr>
-        <w:shd w:fill="1A3A5C" w:val="clear"/>
+        <w:shd w:fill="FFFFFF" w:val="clear"/>
         <w:spacing w:after="200" w:before="440"/>
         <w:jc w:val="center"/>
       </w:pPr>
@@ -5415,7 +5337,7 @@
           <w:rFonts w:ascii="맑은 고딕" w:cs="맑은 고딕" w:eastAsia="맑은 고딕" w:hAnsi="맑은 고딕"/>
           <w:b/>
           <w:bCs/>
-          <w:color w:val="FFFFFF"/>
+          <w:color w:val="1A1A1A"/>
           <w:sz w:val="27"/>
           <w:szCs w:val="27"/>
         </w:rPr>
@@ -5447,9 +5369,6 @@
     </w:p>
     <w:p>
       <w:pPr>
-        <w:pBdr>
-          <w:left w:val="single" w:color="C8714A" w:sz="12"/>
-        </w:pBdr>
         <w:spacing w:after="60" w:before="260"/>
         <w:ind w:left="180"/>
       </w:pPr>
@@ -5545,9 +5464,6 @@
     </w:p>
     <w:p>
       <w:pPr>
-        <w:pBdr>
-          <w:left w:val="single" w:color="C8714A" w:sz="12"/>
-        </w:pBdr>
         <w:spacing w:after="60" w:before="260"/>
         <w:ind w:left="180"/>
       </w:pPr>
@@ -5675,9 +5591,6 @@
     </w:p>
     <w:p>
       <w:pPr>
-        <w:pBdr>
-          <w:left w:val="single" w:color="C8714A" w:sz="12"/>
-        </w:pBdr>
         <w:spacing w:after="60" w:before="260"/>
         <w:ind w:left="180"/>
       </w:pPr>
@@ -5789,9 +5702,6 @@
     </w:p>
     <w:p>
       <w:pPr>
-        <w:pBdr>
-          <w:left w:val="single" w:color="C8714A" w:sz="12"/>
-        </w:pBdr>
         <w:spacing w:after="60" w:before="260"/>
         <w:ind w:left="180"/>
       </w:pPr>
@@ -5855,10 +5765,7 @@
     </w:p>
     <w:p>
       <w:pPr>
-        <w:pBdr>
-          <w:bottom w:val="single" w:color="C8714A" w:sz="8"/>
-        </w:pBdr>
-        <w:shd w:fill="1A3A5C" w:val="clear"/>
+        <w:shd w:fill="FFFFFF" w:val="clear"/>
         <w:spacing w:after="200" w:before="440"/>
         <w:jc w:val="center"/>
       </w:pPr>
@@ -5867,7 +5774,7 @@
           <w:rFonts w:ascii="맑은 고딕" w:cs="맑은 고딕" w:eastAsia="맑은 고딕" w:hAnsi="맑은 고딕"/>
           <w:b/>
           <w:bCs/>
-          <w:color w:val="FFFFFF"/>
+          <w:color w:val="1A1A1A"/>
           <w:sz w:val="27"/>
           <w:szCs w:val="27"/>
         </w:rPr>
@@ -5899,9 +5806,6 @@
     </w:p>
     <w:p>
       <w:pPr>
-        <w:pBdr>
-          <w:left w:val="single" w:color="C8714A" w:sz="12"/>
-        </w:pBdr>
         <w:spacing w:after="60" w:before="260"/>
         <w:ind w:left="180"/>
       </w:pPr>
@@ -5981,9 +5885,6 @@
     </w:p>
     <w:p>
       <w:pPr>
-        <w:pBdr>
-          <w:left w:val="single" w:color="C8714A" w:sz="12"/>
-        </w:pBdr>
         <w:spacing w:after="60" w:before="260"/>
         <w:ind w:left="180"/>
       </w:pPr>
@@ -6063,9 +5964,6 @@
     </w:p>
     <w:p>
       <w:pPr>
-        <w:pBdr>
-          <w:left w:val="single" w:color="C8714A" w:sz="12"/>
-        </w:pBdr>
         <w:spacing w:after="60" w:before="260"/>
         <w:ind w:left="180"/>
       </w:pPr>
@@ -6145,10 +6043,7 @@
     </w:p>
     <w:p>
       <w:pPr>
-        <w:pBdr>
-          <w:bottom w:val="single" w:color="C8714A" w:sz="8"/>
-        </w:pBdr>
-        <w:shd w:fill="1A3A5C" w:val="clear"/>
+        <w:shd w:fill="FFFFFF" w:val="clear"/>
         <w:spacing w:after="200" w:before="440"/>
         <w:jc w:val="center"/>
       </w:pPr>
@@ -6157,7 +6052,7 @@
           <w:rFonts w:ascii="맑은 고딕" w:cs="맑은 고딕" w:eastAsia="맑은 고딕" w:hAnsi="맑은 고딕"/>
           <w:b/>
           <w:bCs/>
-          <w:color w:val="FFFFFF"/>
+          <w:color w:val="1A1A1A"/>
           <w:sz w:val="27"/>
           <w:szCs w:val="27"/>
         </w:rPr>
@@ -6189,9 +6084,6 @@
     </w:p>
     <w:p>
       <w:pPr>
-        <w:pBdr>
-          <w:left w:val="single" w:color="C8714A" w:sz="12"/>
-        </w:pBdr>
         <w:spacing w:after="60" w:before="260"/>
         <w:ind w:left="180"/>
       </w:pPr>
@@ -6303,9 +6195,6 @@
     </w:p>
     <w:p>
       <w:pPr>
-        <w:pBdr>
-          <w:left w:val="single" w:color="C8714A" w:sz="12"/>
-        </w:pBdr>
         <w:spacing w:after="60" w:before="260"/>
         <w:ind w:left="180"/>
       </w:pPr>
@@ -6353,9 +6242,6 @@
     </w:p>
     <w:p>
       <w:pPr>
-        <w:pBdr>
-          <w:left w:val="single" w:color="C8714A" w:sz="12"/>
-        </w:pBdr>
         <w:spacing w:after="60" w:before="260"/>
         <w:ind w:left="180"/>
       </w:pPr>
@@ -6403,10 +6289,6 @@
     </w:p>
     <w:p>
       <w:pPr>
-        <w:pBdr>
-          <w:top w:val="double" w:color="1A3A5C" w:sz="6"/>
-          <w:bottom w:val="single" w:color="B0C8E0" w:sz="4"/>
-        </w:pBdr>
         <w:spacing w:after="160" w:before="360"/>
         <w:jc w:val="center"/>
       </w:pPr>
@@ -6482,12 +6364,12 @@
       <w:tblPr>
         <w:tblW w:type="dxa" w:w="9070"/>
         <w:tblBorders>
-          <w:top w:val="single" w:color="auto" w:sz="4"/>
-          <w:left w:val="single" w:color="auto" w:sz="4"/>
-          <w:bottom w:val="single" w:color="auto" w:sz="4"/>
-          <w:right w:val="single" w:color="auto" w:sz="4"/>
-          <w:insideH w:val="single" w:color="auto" w:sz="4"/>
-          <w:insideV w:val="single" w:color="auto" w:sz="4"/>
+          <w:top w:val="nil"/>
+          <w:left w:val="nil"/>
+          <w:bottom w:val="nil"/>
+          <w:right w:val="nil"/>
+          <w:insideH w:val="nil"/>
+          <w:insideV w:val="nil"/>
         </w:tblBorders>
       </w:tblPr>
       <w:tblGrid>
@@ -6497,13 +6379,7 @@
         <w:tc>
           <w:tcPr>
             <w:tcW w:type="dxa" w:w="9070"/>
-            <w:tcBorders>
-              <w:top w:val="single" w:color="B0C8E0" w:sz="4"/>
-              <w:left w:val="single" w:color="B0C8E0" w:sz="4"/>
-              <w:bottom w:val="single" w:color="B0C8E0" w:sz="4"/>
-              <w:right w:val="single" w:color="B0C8E0" w:sz="4"/>
-            </w:tcBorders>
-            <w:shd w:fill="EAF1F8" w:val="clear"/>
+            <w:shd w:fill="FFFFFF" w:val="clear"/>
             <w:tcMar>
               <w:top w:type="dxa" w:w="200"/>
               <w:left w:type="dxa" w:w="300"/>
@@ -6588,6 +6464,955 @@
                 <w:szCs w:val="20"/>
               </w:rPr>
               <w:t xml:space="preserve">서기  _______________  (인)</w:t>
+            </w:r>
+          </w:p>
+        </w:tc>
+      </w:tr>
+    </w:tbl>
+    <w:p/>
+    <w:p>
+      <w:r>
+        <w:rPr>
+          <w:rFonts w:ascii="맑은 고딕" w:hAnsi="맑은 고딕" w:eastAsia="맑은 고딕" w:cs="맑은 고딕"/>
+          <w:b/>
+          <w:color w:val="1A3A5C"/>
+          <w:sz w:val="24"/>
+        </w:rPr>
+        <w:t xml:space="preserve">■ 개정 이력  </w:t>
+      </w:r>
+      <w:r>
+        <w:rPr>
+          <w:rFonts w:ascii="맑은 고딕" w:hAnsi="맑은 고딕" w:eastAsia="맑은 고딕" w:cs="맑은 고딕"/>
+          <w:color w:val="9A8E84"/>
+          <w:sz w:val="20"/>
+        </w:rPr>
+        <w:t>Revision History</w:t>
+      </w:r>
+    </w:p>
+    <w:p>
+      <w:r>
+        <w:rPr>
+          <w:rFonts w:ascii="맑은 고딕" w:hAnsi="맑은 고딕" w:eastAsia="맑은 고딕" w:cs="맑은 고딕"/>
+          <w:color w:val="9A8E84"/>
+          <w:sz w:val="17"/>
+        </w:rPr>
+        <w:t>※ 본 규정은 제직회(당회) 의결로 제정·개정하며, 개정 시 아래 표에 기록합니다.</w:t>
+      </w:r>
+    </w:p>
+    <w:tbl>
+      <w:tblPr>
+        <w:tblW w:type="auto" w:w="0"/>
+        <w:jc w:val="center"/>
+        <w:tblLayout w:type="fixed"/>
+        <w:tblLook w:firstColumn="1" w:firstRow="1" w:lastColumn="0" w:lastRow="0" w:noHBand="0" w:noVBand="1" w:val="04A0"/>
+      </w:tblPr>
+      <w:tblGrid>
+        <w:gridCol w:w="1814"/>
+        <w:gridCol w:w="1814"/>
+        <w:gridCol w:w="1814"/>
+        <w:gridCol w:w="1814"/>
+        <w:gridCol w:w="1814"/>
+      </w:tblGrid>
+      <w:tr>
+        <w:tc>
+          <w:tcPr>
+            <w:tcW w:type="dxa" w:w="1100"/>
+            <w:tcBorders>
+              <w:top w:val="single" w:sz="4" w:space="0" w:color="B0C8E0"/>
+              <w:left w:val="single" w:sz="4" w:space="0" w:color="B0C8E0"/>
+              <w:bottom w:val="single" w:sz="4" w:space="0" w:color="B0C8E0"/>
+              <w:right w:val="single" w:sz="4" w:space="0" w:color="B0C8E0"/>
+            </w:tcBorders>
+            <w:shd w:val="clear" w:color="auto" w:fill="F2F2F2"/>
+          </w:tcPr>
+          <w:p>
+            <w:pPr>
+              <w:jc w:val="center"/>
+            </w:pPr>
+            <w:r/>
+            <w:r>
+              <w:rPr>
+                <w:rFonts w:ascii="맑은 고딕" w:hAnsi="맑은 고딕" w:eastAsia="맑은 고딕" w:cs="맑은 고딕"/>
+                <w:b/>
+                <w:color w:val="2C2114"/>
+                <w:sz w:val="18"/>
+              </w:rPr>
+              <w:t>차수</w:t>
+            </w:r>
+          </w:p>
+        </w:tc>
+        <w:tc>
+          <w:tcPr>
+            <w:tcW w:type="dxa" w:w="1700"/>
+            <w:tcBorders>
+              <w:top w:val="single" w:sz="4" w:space="0" w:color="B0C8E0"/>
+              <w:left w:val="single" w:sz="4" w:space="0" w:color="B0C8E0"/>
+              <w:bottom w:val="single" w:sz="4" w:space="0" w:color="B0C8E0"/>
+              <w:right w:val="single" w:sz="4" w:space="0" w:color="B0C8E0"/>
+            </w:tcBorders>
+            <w:shd w:val="clear" w:color="auto" w:fill="F2F2F2"/>
+          </w:tcPr>
+          <w:p>
+            <w:pPr>
+              <w:jc w:val="center"/>
+            </w:pPr>
+            <w:r/>
+            <w:r>
+              <w:rPr>
+                <w:rFonts w:ascii="맑은 고딕" w:hAnsi="맑은 고딕" w:eastAsia="맑은 고딕" w:cs="맑은 고딕"/>
+                <w:b/>
+                <w:color w:val="2C2114"/>
+                <w:sz w:val="18"/>
+              </w:rPr>
+              <w:t>개정일자</w:t>
+            </w:r>
+          </w:p>
+        </w:tc>
+        <w:tc>
+          <w:tcPr>
+            <w:tcW w:type="dxa" w:w="4200"/>
+            <w:tcBorders>
+              <w:top w:val="single" w:sz="4" w:space="0" w:color="B0C8E0"/>
+              <w:left w:val="single" w:sz="4" w:space="0" w:color="B0C8E0"/>
+              <w:bottom w:val="single" w:sz="4" w:space="0" w:color="B0C8E0"/>
+              <w:right w:val="single" w:sz="4" w:space="0" w:color="B0C8E0"/>
+            </w:tcBorders>
+            <w:shd w:val="clear" w:color="auto" w:fill="F2F2F2"/>
+          </w:tcPr>
+          <w:p>
+            <w:pPr>
+              <w:jc w:val="center"/>
+            </w:pPr>
+            <w:r/>
+            <w:r>
+              <w:rPr>
+                <w:rFonts w:ascii="맑은 고딕" w:hAnsi="맑은 고딕" w:eastAsia="맑은 고딕" w:cs="맑은 고딕"/>
+                <w:b/>
+                <w:color w:val="2C2114"/>
+                <w:sz w:val="18"/>
+              </w:rPr>
+              <w:t>개정 내용</w:t>
+            </w:r>
+          </w:p>
+        </w:tc>
+        <w:tc>
+          <w:tcPr>
+            <w:tcW w:type="dxa" w:w="1700"/>
+            <w:tcBorders>
+              <w:top w:val="single" w:sz="4" w:space="0" w:color="B0C8E0"/>
+              <w:left w:val="single" w:sz="4" w:space="0" w:color="B0C8E0"/>
+              <w:bottom w:val="single" w:sz="4" w:space="0" w:color="B0C8E0"/>
+              <w:right w:val="single" w:sz="4" w:space="0" w:color="B0C8E0"/>
+            </w:tcBorders>
+            <w:shd w:val="clear" w:color="auto" w:fill="F2F2F2"/>
+          </w:tcPr>
+          <w:p>
+            <w:pPr>
+              <w:jc w:val="center"/>
+            </w:pPr>
+            <w:r/>
+            <w:r>
+              <w:rPr>
+                <w:rFonts w:ascii="맑은 고딕" w:hAnsi="맑은 고딕" w:eastAsia="맑은 고딕" w:cs="맑은 고딕"/>
+                <w:b/>
+                <w:color w:val="2C2114"/>
+                <w:sz w:val="18"/>
+              </w:rPr>
+              <w:t>개정자</w:t>
+            </w:r>
+          </w:p>
+        </w:tc>
+        <w:tc>
+          <w:tcPr>
+            <w:tcW w:type="dxa" w:w="1700"/>
+            <w:tcBorders>
+              <w:top w:val="single" w:sz="4" w:space="0" w:color="B0C8E0"/>
+              <w:left w:val="single" w:sz="4" w:space="0" w:color="B0C8E0"/>
+              <w:bottom w:val="single" w:sz="4" w:space="0" w:color="B0C8E0"/>
+              <w:right w:val="single" w:sz="4" w:space="0" w:color="B0C8E0"/>
+            </w:tcBorders>
+            <w:shd w:val="clear" w:color="auto" w:fill="F2F2F2"/>
+          </w:tcPr>
+          <w:p>
+            <w:pPr>
+              <w:jc w:val="center"/>
+            </w:pPr>
+            <w:r/>
+            <w:r>
+              <w:rPr>
+                <w:rFonts w:ascii="맑은 고딕" w:hAnsi="맑은 고딕" w:eastAsia="맑은 고딕" w:cs="맑은 고딕"/>
+                <w:b/>
+                <w:color w:val="2C2114"/>
+                <w:sz w:val="18"/>
+              </w:rPr>
+              <w:t>승인자</w:t>
+            </w:r>
+          </w:p>
+        </w:tc>
+      </w:tr>
+      <w:tr>
+        <w:tc>
+          <w:tcPr>
+            <w:tcW w:type="dxa" w:w="1100"/>
+            <w:tcBorders>
+              <w:top w:val="single" w:sz="4" w:space="0" w:color="B0C8E0"/>
+              <w:left w:val="single" w:sz="4" w:space="0" w:color="B0C8E0"/>
+              <w:bottom w:val="single" w:sz="4" w:space="0" w:color="B0C8E0"/>
+              <w:right w:val="single" w:sz="4" w:space="0" w:color="B0C8E0"/>
+            </w:tcBorders>
+          </w:tcPr>
+          <w:p>
+            <w:pPr>
+              <w:jc w:val="center"/>
+            </w:pPr>
+            <w:r/>
+            <w:r>
+              <w:rPr>
+                <w:rFonts w:ascii="맑은 고딕" w:hAnsi="맑은 고딕" w:eastAsia="맑은 고딕" w:cs="맑은 고딕"/>
+                <w:b w:val="0"/>
+                <w:color w:val="2C2114"/>
+                <w:sz w:val="18"/>
+              </w:rPr>
+              <w:t>제정</w:t>
+            </w:r>
+          </w:p>
+        </w:tc>
+        <w:tc>
+          <w:tcPr>
+            <w:tcW w:type="dxa" w:w="1700"/>
+            <w:tcBorders>
+              <w:top w:val="single" w:sz="4" w:space="0" w:color="B0C8E0"/>
+              <w:left w:val="single" w:sz="4" w:space="0" w:color="B0C8E0"/>
+              <w:bottom w:val="single" w:sz="4" w:space="0" w:color="B0C8E0"/>
+              <w:right w:val="single" w:sz="4" w:space="0" w:color="B0C8E0"/>
+            </w:tcBorders>
+          </w:tcPr>
+          <w:p>
+            <w:pPr>
+              <w:jc w:val="center"/>
+            </w:pPr>
+            <w:r/>
+            <w:r>
+              <w:rPr>
+                <w:rFonts w:ascii="맑은 고딕" w:hAnsi="맑은 고딕" w:eastAsia="맑은 고딕" w:cs="맑은 고딕"/>
+                <w:b w:val="0"/>
+                <w:color w:val="2C2114"/>
+                <w:sz w:val="18"/>
+              </w:rPr>
+              <w:t>20      .      .</w:t>
+            </w:r>
+          </w:p>
+        </w:tc>
+        <w:tc>
+          <w:tcPr>
+            <w:tcW w:type="dxa" w:w="4200"/>
+            <w:tcBorders>
+              <w:top w:val="single" w:sz="4" w:space="0" w:color="B0C8E0"/>
+              <w:left w:val="single" w:sz="4" w:space="0" w:color="B0C8E0"/>
+              <w:bottom w:val="single" w:sz="4" w:space="0" w:color="B0C8E0"/>
+              <w:right w:val="single" w:sz="4" w:space="0" w:color="B0C8E0"/>
+            </w:tcBorders>
+          </w:tcPr>
+          <w:p>
+            <w:pPr>
+              <w:jc w:val="left"/>
+            </w:pPr>
+            <w:r/>
+            <w:r>
+              <w:rPr>
+                <w:rFonts w:ascii="맑은 고딕" w:hAnsi="맑은 고딕" w:eastAsia="맑은 고딕" w:cs="맑은 고딕"/>
+                <w:b w:val="0"/>
+                <w:color w:val="2C2114"/>
+                <w:sz w:val="18"/>
+              </w:rPr>
+              <w:t>최초 제정</w:t>
+            </w:r>
+          </w:p>
+        </w:tc>
+        <w:tc>
+          <w:tcPr>
+            <w:tcW w:type="dxa" w:w="1700"/>
+            <w:tcBorders>
+              <w:top w:val="single" w:sz="4" w:space="0" w:color="B0C8E0"/>
+              <w:left w:val="single" w:sz="4" w:space="0" w:color="B0C8E0"/>
+              <w:bottom w:val="single" w:sz="4" w:space="0" w:color="B0C8E0"/>
+              <w:right w:val="single" w:sz="4" w:space="0" w:color="B0C8E0"/>
+            </w:tcBorders>
+          </w:tcPr>
+          <w:p>
+            <w:pPr>
+              <w:jc w:val="center"/>
+            </w:pPr>
+            <w:r/>
+            <w:r>
+              <w:rPr>
+                <w:rFonts w:ascii="맑은 고딕" w:hAnsi="맑은 고딕" w:eastAsia="맑은 고딕" w:cs="맑은 고딕"/>
+                <w:b w:val="0"/>
+                <w:color w:val="2C2114"/>
+                <w:sz w:val="18"/>
+              </w:rPr>
+              <w:t>—</w:t>
+            </w:r>
+          </w:p>
+        </w:tc>
+        <w:tc>
+          <w:tcPr>
+            <w:tcW w:type="dxa" w:w="1700"/>
+            <w:tcBorders>
+              <w:top w:val="single" w:sz="4" w:space="0" w:color="B0C8E0"/>
+              <w:left w:val="single" w:sz="4" w:space="0" w:color="B0C8E0"/>
+              <w:bottom w:val="single" w:sz="4" w:space="0" w:color="B0C8E0"/>
+              <w:right w:val="single" w:sz="4" w:space="0" w:color="B0C8E0"/>
+            </w:tcBorders>
+          </w:tcPr>
+          <w:p>
+            <w:pPr>
+              <w:jc w:val="center"/>
+            </w:pPr>
+            <w:r/>
+            <w:r>
+              <w:rPr>
+                <w:rFonts w:ascii="맑은 고딕" w:hAnsi="맑은 고딕" w:eastAsia="맑은 고딕" w:cs="맑은 고딕"/>
+                <w:b w:val="0"/>
+                <w:color w:val="2C2114"/>
+                <w:sz w:val="18"/>
+              </w:rPr>
+              <w:t>제직회 의결</w:t>
+            </w:r>
+          </w:p>
+        </w:tc>
+      </w:tr>
+      <w:tr>
+        <w:tc>
+          <w:tcPr>
+            <w:tcW w:type="dxa" w:w="1100"/>
+            <w:tcBorders>
+              <w:top w:val="single" w:sz="4" w:space="0" w:color="B0C8E0"/>
+              <w:left w:val="single" w:sz="4" w:space="0" w:color="B0C8E0"/>
+              <w:bottom w:val="single" w:sz="4" w:space="0" w:color="B0C8E0"/>
+              <w:right w:val="single" w:sz="4" w:space="0" w:color="B0C8E0"/>
+            </w:tcBorders>
+          </w:tcPr>
+          <w:p>
+            <w:pPr>
+              <w:jc w:val="center"/>
+            </w:pPr>
+            <w:r/>
+            <w:r>
+              <w:rPr>
+                <w:rFonts w:ascii="맑은 고딕" w:hAnsi="맑은 고딕" w:eastAsia="맑은 고딕" w:cs="맑은 고딕"/>
+                <w:b w:val="0"/>
+                <w:color w:val="2C2114"/>
+                <w:sz w:val="18"/>
+              </w:rPr>
+            </w:r>
+          </w:p>
+        </w:tc>
+        <w:tc>
+          <w:tcPr>
+            <w:tcW w:type="dxa" w:w="1700"/>
+            <w:tcBorders>
+              <w:top w:val="single" w:sz="4" w:space="0" w:color="B0C8E0"/>
+              <w:left w:val="single" w:sz="4" w:space="0" w:color="B0C8E0"/>
+              <w:bottom w:val="single" w:sz="4" w:space="0" w:color="B0C8E0"/>
+              <w:right w:val="single" w:sz="4" w:space="0" w:color="B0C8E0"/>
+            </w:tcBorders>
+          </w:tcPr>
+          <w:p>
+            <w:pPr>
+              <w:jc w:val="center"/>
+            </w:pPr>
+            <w:r/>
+            <w:r>
+              <w:rPr>
+                <w:rFonts w:ascii="맑은 고딕" w:hAnsi="맑은 고딕" w:eastAsia="맑은 고딕" w:cs="맑은 고딕"/>
+                <w:b w:val="0"/>
+                <w:color w:val="2C2114"/>
+                <w:sz w:val="18"/>
+              </w:rPr>
+            </w:r>
+          </w:p>
+        </w:tc>
+        <w:tc>
+          <w:tcPr>
+            <w:tcW w:type="dxa" w:w="4200"/>
+            <w:tcBorders>
+              <w:top w:val="single" w:sz="4" w:space="0" w:color="B0C8E0"/>
+              <w:left w:val="single" w:sz="4" w:space="0" w:color="B0C8E0"/>
+              <w:bottom w:val="single" w:sz="4" w:space="0" w:color="B0C8E0"/>
+              <w:right w:val="single" w:sz="4" w:space="0" w:color="B0C8E0"/>
+            </w:tcBorders>
+          </w:tcPr>
+          <w:p>
+            <w:pPr>
+              <w:jc w:val="center"/>
+            </w:pPr>
+            <w:r/>
+            <w:r>
+              <w:rPr>
+                <w:rFonts w:ascii="맑은 고딕" w:hAnsi="맑은 고딕" w:eastAsia="맑은 고딕" w:cs="맑은 고딕"/>
+                <w:b w:val="0"/>
+                <w:color w:val="2C2114"/>
+                <w:sz w:val="18"/>
+              </w:rPr>
+            </w:r>
+          </w:p>
+        </w:tc>
+        <w:tc>
+          <w:tcPr>
+            <w:tcW w:type="dxa" w:w="1700"/>
+            <w:tcBorders>
+              <w:top w:val="single" w:sz="4" w:space="0" w:color="B0C8E0"/>
+              <w:left w:val="single" w:sz="4" w:space="0" w:color="B0C8E0"/>
+              <w:bottom w:val="single" w:sz="4" w:space="0" w:color="B0C8E0"/>
+              <w:right w:val="single" w:sz="4" w:space="0" w:color="B0C8E0"/>
+            </w:tcBorders>
+          </w:tcPr>
+          <w:p>
+            <w:pPr>
+              <w:jc w:val="center"/>
+            </w:pPr>
+            <w:r/>
+            <w:r>
+              <w:rPr>
+                <w:rFonts w:ascii="맑은 고딕" w:hAnsi="맑은 고딕" w:eastAsia="맑은 고딕" w:cs="맑은 고딕"/>
+                <w:b w:val="0"/>
+                <w:color w:val="2C2114"/>
+                <w:sz w:val="18"/>
+              </w:rPr>
+            </w:r>
+          </w:p>
+        </w:tc>
+        <w:tc>
+          <w:tcPr>
+            <w:tcW w:type="dxa" w:w="1700"/>
+            <w:tcBorders>
+              <w:top w:val="single" w:sz="4" w:space="0" w:color="B0C8E0"/>
+              <w:left w:val="single" w:sz="4" w:space="0" w:color="B0C8E0"/>
+              <w:bottom w:val="single" w:sz="4" w:space="0" w:color="B0C8E0"/>
+              <w:right w:val="single" w:sz="4" w:space="0" w:color="B0C8E0"/>
+            </w:tcBorders>
+          </w:tcPr>
+          <w:p>
+            <w:pPr>
+              <w:jc w:val="center"/>
+            </w:pPr>
+            <w:r/>
+            <w:r>
+              <w:rPr>
+                <w:rFonts w:ascii="맑은 고딕" w:hAnsi="맑은 고딕" w:eastAsia="맑은 고딕" w:cs="맑은 고딕"/>
+                <w:b w:val="0"/>
+                <w:color w:val="2C2114"/>
+                <w:sz w:val="18"/>
+              </w:rPr>
+            </w:r>
+          </w:p>
+        </w:tc>
+      </w:tr>
+      <w:tr>
+        <w:tc>
+          <w:tcPr>
+            <w:tcW w:type="dxa" w:w="1100"/>
+            <w:tcBorders>
+              <w:top w:val="single" w:sz="4" w:space="0" w:color="B0C8E0"/>
+              <w:left w:val="single" w:sz="4" w:space="0" w:color="B0C8E0"/>
+              <w:bottom w:val="single" w:sz="4" w:space="0" w:color="B0C8E0"/>
+              <w:right w:val="single" w:sz="4" w:space="0" w:color="B0C8E0"/>
+            </w:tcBorders>
+          </w:tcPr>
+          <w:p>
+            <w:pPr>
+              <w:jc w:val="center"/>
+            </w:pPr>
+            <w:r/>
+            <w:r>
+              <w:rPr>
+                <w:rFonts w:ascii="맑은 고딕" w:hAnsi="맑은 고딕" w:eastAsia="맑은 고딕" w:cs="맑은 고딕"/>
+                <w:b w:val="0"/>
+                <w:color w:val="2C2114"/>
+                <w:sz w:val="18"/>
+              </w:rPr>
+            </w:r>
+          </w:p>
+        </w:tc>
+        <w:tc>
+          <w:tcPr>
+            <w:tcW w:type="dxa" w:w="1700"/>
+            <w:tcBorders>
+              <w:top w:val="single" w:sz="4" w:space="0" w:color="B0C8E0"/>
+              <w:left w:val="single" w:sz="4" w:space="0" w:color="B0C8E0"/>
+              <w:bottom w:val="single" w:sz="4" w:space="0" w:color="B0C8E0"/>
+              <w:right w:val="single" w:sz="4" w:space="0" w:color="B0C8E0"/>
+            </w:tcBorders>
+          </w:tcPr>
+          <w:p>
+            <w:pPr>
+              <w:jc w:val="center"/>
+            </w:pPr>
+            <w:r/>
+            <w:r>
+              <w:rPr>
+                <w:rFonts w:ascii="맑은 고딕" w:hAnsi="맑은 고딕" w:eastAsia="맑은 고딕" w:cs="맑은 고딕"/>
+                <w:b w:val="0"/>
+                <w:color w:val="2C2114"/>
+                <w:sz w:val="18"/>
+              </w:rPr>
+            </w:r>
+          </w:p>
+        </w:tc>
+        <w:tc>
+          <w:tcPr>
+            <w:tcW w:type="dxa" w:w="4200"/>
+            <w:tcBorders>
+              <w:top w:val="single" w:sz="4" w:space="0" w:color="B0C8E0"/>
+              <w:left w:val="single" w:sz="4" w:space="0" w:color="B0C8E0"/>
+              <w:bottom w:val="single" w:sz="4" w:space="0" w:color="B0C8E0"/>
+              <w:right w:val="single" w:sz="4" w:space="0" w:color="B0C8E0"/>
+            </w:tcBorders>
+          </w:tcPr>
+          <w:p>
+            <w:pPr>
+              <w:jc w:val="center"/>
+            </w:pPr>
+            <w:r/>
+            <w:r>
+              <w:rPr>
+                <w:rFonts w:ascii="맑은 고딕" w:hAnsi="맑은 고딕" w:eastAsia="맑은 고딕" w:cs="맑은 고딕"/>
+                <w:b w:val="0"/>
+                <w:color w:val="2C2114"/>
+                <w:sz w:val="18"/>
+              </w:rPr>
+            </w:r>
+          </w:p>
+        </w:tc>
+        <w:tc>
+          <w:tcPr>
+            <w:tcW w:type="dxa" w:w="1700"/>
+            <w:tcBorders>
+              <w:top w:val="single" w:sz="4" w:space="0" w:color="B0C8E0"/>
+              <w:left w:val="single" w:sz="4" w:space="0" w:color="B0C8E0"/>
+              <w:bottom w:val="single" w:sz="4" w:space="0" w:color="B0C8E0"/>
+              <w:right w:val="single" w:sz="4" w:space="0" w:color="B0C8E0"/>
+            </w:tcBorders>
+          </w:tcPr>
+          <w:p>
+            <w:pPr>
+              <w:jc w:val="center"/>
+            </w:pPr>
+            <w:r/>
+            <w:r>
+              <w:rPr>
+                <w:rFonts w:ascii="맑은 고딕" w:hAnsi="맑은 고딕" w:eastAsia="맑은 고딕" w:cs="맑은 고딕"/>
+                <w:b w:val="0"/>
+                <w:color w:val="2C2114"/>
+                <w:sz w:val="18"/>
+              </w:rPr>
+            </w:r>
+          </w:p>
+        </w:tc>
+        <w:tc>
+          <w:tcPr>
+            <w:tcW w:type="dxa" w:w="1700"/>
+            <w:tcBorders>
+              <w:top w:val="single" w:sz="4" w:space="0" w:color="B0C8E0"/>
+              <w:left w:val="single" w:sz="4" w:space="0" w:color="B0C8E0"/>
+              <w:bottom w:val="single" w:sz="4" w:space="0" w:color="B0C8E0"/>
+              <w:right w:val="single" w:sz="4" w:space="0" w:color="B0C8E0"/>
+            </w:tcBorders>
+          </w:tcPr>
+          <w:p>
+            <w:pPr>
+              <w:jc w:val="center"/>
+            </w:pPr>
+            <w:r/>
+            <w:r>
+              <w:rPr>
+                <w:rFonts w:ascii="맑은 고딕" w:hAnsi="맑은 고딕" w:eastAsia="맑은 고딕" w:cs="맑은 고딕"/>
+                <w:b w:val="0"/>
+                <w:color w:val="2C2114"/>
+                <w:sz w:val="18"/>
+              </w:rPr>
+            </w:r>
+          </w:p>
+        </w:tc>
+      </w:tr>
+      <w:tr>
+        <w:tc>
+          <w:tcPr>
+            <w:tcW w:type="dxa" w:w="1100"/>
+            <w:tcBorders>
+              <w:top w:val="single" w:sz="4" w:space="0" w:color="B0C8E0"/>
+              <w:left w:val="single" w:sz="4" w:space="0" w:color="B0C8E0"/>
+              <w:bottom w:val="single" w:sz="4" w:space="0" w:color="B0C8E0"/>
+              <w:right w:val="single" w:sz="4" w:space="0" w:color="B0C8E0"/>
+            </w:tcBorders>
+          </w:tcPr>
+          <w:p>
+            <w:pPr>
+              <w:jc w:val="center"/>
+            </w:pPr>
+            <w:r/>
+            <w:r>
+              <w:rPr>
+                <w:rFonts w:ascii="맑은 고딕" w:hAnsi="맑은 고딕" w:eastAsia="맑은 고딕" w:cs="맑은 고딕"/>
+                <w:b w:val="0"/>
+                <w:color w:val="2C2114"/>
+                <w:sz w:val="18"/>
+              </w:rPr>
+            </w:r>
+          </w:p>
+        </w:tc>
+        <w:tc>
+          <w:tcPr>
+            <w:tcW w:type="dxa" w:w="1700"/>
+            <w:tcBorders>
+              <w:top w:val="single" w:sz="4" w:space="0" w:color="B0C8E0"/>
+              <w:left w:val="single" w:sz="4" w:space="0" w:color="B0C8E0"/>
+              <w:bottom w:val="single" w:sz="4" w:space="0" w:color="B0C8E0"/>
+              <w:right w:val="single" w:sz="4" w:space="0" w:color="B0C8E0"/>
+            </w:tcBorders>
+          </w:tcPr>
+          <w:p>
+            <w:pPr>
+              <w:jc w:val="center"/>
+            </w:pPr>
+            <w:r/>
+            <w:r>
+              <w:rPr>
+                <w:rFonts w:ascii="맑은 고딕" w:hAnsi="맑은 고딕" w:eastAsia="맑은 고딕" w:cs="맑은 고딕"/>
+                <w:b w:val="0"/>
+                <w:color w:val="2C2114"/>
+                <w:sz w:val="18"/>
+              </w:rPr>
+            </w:r>
+          </w:p>
+        </w:tc>
+        <w:tc>
+          <w:tcPr>
+            <w:tcW w:type="dxa" w:w="4200"/>
+            <w:tcBorders>
+              <w:top w:val="single" w:sz="4" w:space="0" w:color="B0C8E0"/>
+              <w:left w:val="single" w:sz="4" w:space="0" w:color="B0C8E0"/>
+              <w:bottom w:val="single" w:sz="4" w:space="0" w:color="B0C8E0"/>
+              <w:right w:val="single" w:sz="4" w:space="0" w:color="B0C8E0"/>
+            </w:tcBorders>
+          </w:tcPr>
+          <w:p>
+            <w:pPr>
+              <w:jc w:val="center"/>
+            </w:pPr>
+            <w:r/>
+            <w:r>
+              <w:rPr>
+                <w:rFonts w:ascii="맑은 고딕" w:hAnsi="맑은 고딕" w:eastAsia="맑은 고딕" w:cs="맑은 고딕"/>
+                <w:b w:val="0"/>
+                <w:color w:val="2C2114"/>
+                <w:sz w:val="18"/>
+              </w:rPr>
+            </w:r>
+          </w:p>
+        </w:tc>
+        <w:tc>
+          <w:tcPr>
+            <w:tcW w:type="dxa" w:w="1700"/>
+            <w:tcBorders>
+              <w:top w:val="single" w:sz="4" w:space="0" w:color="B0C8E0"/>
+              <w:left w:val="single" w:sz="4" w:space="0" w:color="B0C8E0"/>
+              <w:bottom w:val="single" w:sz="4" w:space="0" w:color="B0C8E0"/>
+              <w:right w:val="single" w:sz="4" w:space="0" w:color="B0C8E0"/>
+            </w:tcBorders>
+          </w:tcPr>
+          <w:p>
+            <w:pPr>
+              <w:jc w:val="center"/>
+            </w:pPr>
+            <w:r/>
+            <w:r>
+              <w:rPr>
+                <w:rFonts w:ascii="맑은 고딕" w:hAnsi="맑은 고딕" w:eastAsia="맑은 고딕" w:cs="맑은 고딕"/>
+                <w:b w:val="0"/>
+                <w:color w:val="2C2114"/>
+                <w:sz w:val="18"/>
+              </w:rPr>
+            </w:r>
+          </w:p>
+        </w:tc>
+        <w:tc>
+          <w:tcPr>
+            <w:tcW w:type="dxa" w:w="1700"/>
+            <w:tcBorders>
+              <w:top w:val="single" w:sz="4" w:space="0" w:color="B0C8E0"/>
+              <w:left w:val="single" w:sz="4" w:space="0" w:color="B0C8E0"/>
+              <w:bottom w:val="single" w:sz="4" w:space="0" w:color="B0C8E0"/>
+              <w:right w:val="single" w:sz="4" w:space="0" w:color="B0C8E0"/>
+            </w:tcBorders>
+          </w:tcPr>
+          <w:p>
+            <w:pPr>
+              <w:jc w:val="center"/>
+            </w:pPr>
+            <w:r/>
+            <w:r>
+              <w:rPr>
+                <w:rFonts w:ascii="맑은 고딕" w:hAnsi="맑은 고딕" w:eastAsia="맑은 고딕" w:cs="맑은 고딕"/>
+                <w:b w:val="0"/>
+                <w:color w:val="2C2114"/>
+                <w:sz w:val="18"/>
+              </w:rPr>
+            </w:r>
+          </w:p>
+        </w:tc>
+      </w:tr>
+      <w:tr>
+        <w:tc>
+          <w:tcPr>
+            <w:tcW w:type="dxa" w:w="1100"/>
+            <w:tcBorders>
+              <w:top w:val="single" w:sz="4" w:space="0" w:color="B0C8E0"/>
+              <w:left w:val="single" w:sz="4" w:space="0" w:color="B0C8E0"/>
+              <w:bottom w:val="single" w:sz="4" w:space="0" w:color="B0C8E0"/>
+              <w:right w:val="single" w:sz="4" w:space="0" w:color="B0C8E0"/>
+            </w:tcBorders>
+          </w:tcPr>
+          <w:p>
+            <w:pPr>
+              <w:jc w:val="center"/>
+            </w:pPr>
+            <w:r/>
+            <w:r>
+              <w:rPr>
+                <w:rFonts w:ascii="맑은 고딕" w:hAnsi="맑은 고딕" w:eastAsia="맑은 고딕" w:cs="맑은 고딕"/>
+                <w:b w:val="0"/>
+                <w:color w:val="2C2114"/>
+                <w:sz w:val="18"/>
+              </w:rPr>
+            </w:r>
+          </w:p>
+        </w:tc>
+        <w:tc>
+          <w:tcPr>
+            <w:tcW w:type="dxa" w:w="1700"/>
+            <w:tcBorders>
+              <w:top w:val="single" w:sz="4" w:space="0" w:color="B0C8E0"/>
+              <w:left w:val="single" w:sz="4" w:space="0" w:color="B0C8E0"/>
+              <w:bottom w:val="single" w:sz="4" w:space="0" w:color="B0C8E0"/>
+              <w:right w:val="single" w:sz="4" w:space="0" w:color="B0C8E0"/>
+            </w:tcBorders>
+          </w:tcPr>
+          <w:p>
+            <w:pPr>
+              <w:jc w:val="center"/>
+            </w:pPr>
+            <w:r/>
+            <w:r>
+              <w:rPr>
+                <w:rFonts w:ascii="맑은 고딕" w:hAnsi="맑은 고딕" w:eastAsia="맑은 고딕" w:cs="맑은 고딕"/>
+                <w:b w:val="0"/>
+                <w:color w:val="2C2114"/>
+                <w:sz w:val="18"/>
+              </w:rPr>
+            </w:r>
+          </w:p>
+        </w:tc>
+        <w:tc>
+          <w:tcPr>
+            <w:tcW w:type="dxa" w:w="4200"/>
+            <w:tcBorders>
+              <w:top w:val="single" w:sz="4" w:space="0" w:color="B0C8E0"/>
+              <w:left w:val="single" w:sz="4" w:space="0" w:color="B0C8E0"/>
+              <w:bottom w:val="single" w:sz="4" w:space="0" w:color="B0C8E0"/>
+              <w:right w:val="single" w:sz="4" w:space="0" w:color="B0C8E0"/>
+            </w:tcBorders>
+          </w:tcPr>
+          <w:p>
+            <w:pPr>
+              <w:jc w:val="center"/>
+            </w:pPr>
+            <w:r/>
+            <w:r>
+              <w:rPr>
+                <w:rFonts w:ascii="맑은 고딕" w:hAnsi="맑은 고딕" w:eastAsia="맑은 고딕" w:cs="맑은 고딕"/>
+                <w:b w:val="0"/>
+                <w:color w:val="2C2114"/>
+                <w:sz w:val="18"/>
+              </w:rPr>
+            </w:r>
+          </w:p>
+        </w:tc>
+        <w:tc>
+          <w:tcPr>
+            <w:tcW w:type="dxa" w:w="1700"/>
+            <w:tcBorders>
+              <w:top w:val="single" w:sz="4" w:space="0" w:color="B0C8E0"/>
+              <w:left w:val="single" w:sz="4" w:space="0" w:color="B0C8E0"/>
+              <w:bottom w:val="single" w:sz="4" w:space="0" w:color="B0C8E0"/>
+              <w:right w:val="single" w:sz="4" w:space="0" w:color="B0C8E0"/>
+            </w:tcBorders>
+          </w:tcPr>
+          <w:p>
+            <w:pPr>
+              <w:jc w:val="center"/>
+            </w:pPr>
+            <w:r/>
+            <w:r>
+              <w:rPr>
+                <w:rFonts w:ascii="맑은 고딕" w:hAnsi="맑은 고딕" w:eastAsia="맑은 고딕" w:cs="맑은 고딕"/>
+                <w:b w:val="0"/>
+                <w:color w:val="2C2114"/>
+                <w:sz w:val="18"/>
+              </w:rPr>
+            </w:r>
+          </w:p>
+        </w:tc>
+        <w:tc>
+          <w:tcPr>
+            <w:tcW w:type="dxa" w:w="1700"/>
+            <w:tcBorders>
+              <w:top w:val="single" w:sz="4" w:space="0" w:color="B0C8E0"/>
+              <w:left w:val="single" w:sz="4" w:space="0" w:color="B0C8E0"/>
+              <w:bottom w:val="single" w:sz="4" w:space="0" w:color="B0C8E0"/>
+              <w:right w:val="single" w:sz="4" w:space="0" w:color="B0C8E0"/>
+            </w:tcBorders>
+          </w:tcPr>
+          <w:p>
+            <w:pPr>
+              <w:jc w:val="center"/>
+            </w:pPr>
+            <w:r/>
+            <w:r>
+              <w:rPr>
+                <w:rFonts w:ascii="맑은 고딕" w:hAnsi="맑은 고딕" w:eastAsia="맑은 고딕" w:cs="맑은 고딕"/>
+                <w:b w:val="0"/>
+                <w:color w:val="2C2114"/>
+                <w:sz w:val="18"/>
+              </w:rPr>
+            </w:r>
+          </w:p>
+        </w:tc>
+      </w:tr>
+      <w:tr>
+        <w:tc>
+          <w:tcPr>
+            <w:tcW w:type="dxa" w:w="1100"/>
+            <w:tcBorders>
+              <w:top w:val="single" w:sz="4" w:space="0" w:color="B0C8E0"/>
+              <w:left w:val="single" w:sz="4" w:space="0" w:color="B0C8E0"/>
+              <w:bottom w:val="single" w:sz="4" w:space="0" w:color="B0C8E0"/>
+              <w:right w:val="single" w:sz="4" w:space="0" w:color="B0C8E0"/>
+            </w:tcBorders>
+          </w:tcPr>
+          <w:p>
+            <w:pPr>
+              <w:jc w:val="center"/>
+            </w:pPr>
+            <w:r/>
+            <w:r>
+              <w:rPr>
+                <w:rFonts w:ascii="맑은 고딕" w:hAnsi="맑은 고딕" w:eastAsia="맑은 고딕" w:cs="맑은 고딕"/>
+                <w:b w:val="0"/>
+                <w:color w:val="2C2114"/>
+                <w:sz w:val="18"/>
+              </w:rPr>
+            </w:r>
+          </w:p>
+        </w:tc>
+        <w:tc>
+          <w:tcPr>
+            <w:tcW w:type="dxa" w:w="1700"/>
+            <w:tcBorders>
+              <w:top w:val="single" w:sz="4" w:space="0" w:color="B0C8E0"/>
+              <w:left w:val="single" w:sz="4" w:space="0" w:color="B0C8E0"/>
+              <w:bottom w:val="single" w:sz="4" w:space="0" w:color="B0C8E0"/>
+              <w:right w:val="single" w:sz="4" w:space="0" w:color="B0C8E0"/>
+            </w:tcBorders>
+          </w:tcPr>
+          <w:p>
+            <w:pPr>
+              <w:jc w:val="center"/>
+            </w:pPr>
+            <w:r/>
+            <w:r>
+              <w:rPr>
+                <w:rFonts w:ascii="맑은 고딕" w:hAnsi="맑은 고딕" w:eastAsia="맑은 고딕" w:cs="맑은 고딕"/>
+                <w:b w:val="0"/>
+                <w:color w:val="2C2114"/>
+                <w:sz w:val="18"/>
+              </w:rPr>
+            </w:r>
+          </w:p>
+        </w:tc>
+        <w:tc>
+          <w:tcPr>
+            <w:tcW w:type="dxa" w:w="4200"/>
+            <w:tcBorders>
+              <w:top w:val="single" w:sz="4" w:space="0" w:color="B0C8E0"/>
+              <w:left w:val="single" w:sz="4" w:space="0" w:color="B0C8E0"/>
+              <w:bottom w:val="single" w:sz="4" w:space="0" w:color="B0C8E0"/>
+              <w:right w:val="single" w:sz="4" w:space="0" w:color="B0C8E0"/>
+            </w:tcBorders>
+          </w:tcPr>
+          <w:p>
+            <w:pPr>
+              <w:jc w:val="center"/>
+            </w:pPr>
+            <w:r/>
+            <w:r>
+              <w:rPr>
+                <w:rFonts w:ascii="맑은 고딕" w:hAnsi="맑은 고딕" w:eastAsia="맑은 고딕" w:cs="맑은 고딕"/>
+                <w:b w:val="0"/>
+                <w:color w:val="2C2114"/>
+                <w:sz w:val="18"/>
+              </w:rPr>
+            </w:r>
+          </w:p>
+        </w:tc>
+        <w:tc>
+          <w:tcPr>
+            <w:tcW w:type="dxa" w:w="1700"/>
+            <w:tcBorders>
+              <w:top w:val="single" w:sz="4" w:space="0" w:color="B0C8E0"/>
+              <w:left w:val="single" w:sz="4" w:space="0" w:color="B0C8E0"/>
+              <w:bottom w:val="single" w:sz="4" w:space="0" w:color="B0C8E0"/>
+              <w:right w:val="single" w:sz="4" w:space="0" w:color="B0C8E0"/>
+            </w:tcBorders>
+          </w:tcPr>
+          <w:p>
+            <w:pPr>
+              <w:jc w:val="center"/>
+            </w:pPr>
+            <w:r/>
+            <w:r>
+              <w:rPr>
+                <w:rFonts w:ascii="맑은 고딕" w:hAnsi="맑은 고딕" w:eastAsia="맑은 고딕" w:cs="맑은 고딕"/>
+                <w:b w:val="0"/>
+                <w:color w:val="2C2114"/>
+                <w:sz w:val="18"/>
+              </w:rPr>
+            </w:r>
+          </w:p>
+        </w:tc>
+        <w:tc>
+          <w:tcPr>
+            <w:tcW w:type="dxa" w:w="1700"/>
+            <w:tcBorders>
+              <w:top w:val="single" w:sz="4" w:space="0" w:color="B0C8E0"/>
+              <w:left w:val="single" w:sz="4" w:space="0" w:color="B0C8E0"/>
+              <w:bottom w:val="single" w:sz="4" w:space="0" w:color="B0C8E0"/>
+              <w:right w:val="single" w:sz="4" w:space="0" w:color="B0C8E0"/>
+            </w:tcBorders>
+          </w:tcPr>
+          <w:p>
+            <w:pPr>
+              <w:jc w:val="center"/>
+            </w:pPr>
+            <w:r/>
+            <w:r>
+              <w:rPr>
+                <w:rFonts w:ascii="맑은 고딕" w:hAnsi="맑은 고딕" w:eastAsia="맑은 고딕" w:cs="맑은 고딕"/>
+                <w:b w:val="0"/>
+                <w:color w:val="2C2114"/>
+                <w:sz w:val="18"/>
+              </w:rPr>
             </w:r>
           </w:p>
         </w:tc>
@@ -6650,9 +7475,6 @@
 <w:ftr xmlns:wpc="http://schemas.microsoft.com/office/word/2010/wordprocessingCanvas" xmlns:mc="http://schemas.openxmlformats.org/markup-compatibility/2006" xmlns:o="urn:schemas-microsoft-com:office:office" xmlns:r="http://schemas.openxmlformats.org/officeDocument/2006/relationships" xmlns:m="http://schemas.openxmlformats.org/officeDocument/2006/math" xmlns:v="urn:schemas-microsoft-com:vml" xmlns:wp14="http://schemas.microsoft.com/office/word/2010/wordprocessingDrawing" xmlns:wp="http://schemas.openxmlformats.org/drawingml/2006/wordprocessingDrawing" xmlns:w10="urn:schemas-microsoft-com:office:word" xmlns:w="http://schemas.openxmlformats.org/wordprocessingml/2006/main" xmlns:w14="http://schemas.microsoft.com/office/word/2010/wordml" xmlns:w15="http://schemas.microsoft.com/office/word/2012/wordml" xmlns:wpg="http://schemas.microsoft.com/office/word/2010/wordprocessingGroup" xmlns:wpi="http://schemas.microsoft.com/office/word/2010/wordprocessingInk" xmlns:wne="http://schemas.microsoft.com/office/word/2006/wordml" xmlns:wps="http://schemas.microsoft.com/office/word/2010/wordprocessingShape">
   <w:p>
     <w:pPr>
-      <w:pBdr>
-        <w:top w:val="single" w:color="B0C8E0" w:sz="4"/>
-      </w:pBdr>
       <w:spacing w:after="0" w:before="80"/>
     </w:pPr>
     <w:r>
@@ -6709,9 +7531,6 @@
 <w:hdr xmlns:wpc="http://schemas.microsoft.com/office/word/2010/wordprocessingCanvas" xmlns:mc="http://schemas.openxmlformats.org/markup-compatibility/2006" xmlns:o="urn:schemas-microsoft-com:office:office" xmlns:r="http://schemas.openxmlformats.org/officeDocument/2006/relationships" xmlns:m="http://schemas.openxmlformats.org/officeDocument/2006/math" xmlns:v="urn:schemas-microsoft-com:vml" xmlns:wp14="http://schemas.microsoft.com/office/word/2010/wordprocessingDrawing" xmlns:wp="http://schemas.openxmlformats.org/drawingml/2006/wordprocessingDrawing" xmlns:w10="urn:schemas-microsoft-com:office:word" xmlns:w="http://schemas.openxmlformats.org/wordprocessingml/2006/main" xmlns:w14="http://schemas.microsoft.com/office/word/2010/wordml" xmlns:w15="http://schemas.microsoft.com/office/word/2012/wordml" xmlns:wpg="http://schemas.microsoft.com/office/word/2010/wordprocessingGroup" xmlns:wpi="http://schemas.microsoft.com/office/word/2010/wordprocessingInk" xmlns:wne="http://schemas.microsoft.com/office/word/2006/wordml" xmlns:wps="http://schemas.microsoft.com/office/word/2010/wordprocessingShape" xmlns:cx="http://schemas.microsoft.com/office/drawing/2014/chartex" xmlns:cx1="http://schemas.microsoft.com/office/drawing/2015/9/8/chartex" xmlns:cx2="http://schemas.microsoft.com/office/drawing/2015/10/21/chartex" xmlns:cx3="http://schemas.microsoft.com/office/drawing/2016/5/9/chartex" xmlns:cx4="http://schemas.microsoft.com/office/drawing/2016/5/10/chartex" xmlns:cx5="http://schemas.microsoft.com/office/drawing/2016/5/11/chartex" xmlns:cx6="http://schemas.microsoft.com/office/drawing/2016/5/12/chartex" xmlns:cx7="http://schemas.microsoft.com/office/drawing/2016/5/13/chartex" xmlns:cx8="http://schemas.microsoft.com/office/drawing/2016/5/14/chartex" xmlns:w16cid="http://schemas.microsoft.com/office/word/2016/wordml/cid" xmlns:w16se="http://schemas.microsoft.com/office/word/2015/wordml/symex">
   <w:p>
     <w:pPr>
-      <w:pBdr>
-        <w:bottom w:val="single" w:color="C8714A" w:sz="4"/>
-      </w:pBdr>
       <w:spacing w:after="80" w:before="0"/>
     </w:pPr>
     <w:r>

--- a/DB/공통규정/CPO-103_교인등록이명규정_사랑과평안의교회.docx
+++ b/DB/공통규정/CPO-103_교인등록이명규정_사랑과평안의교회.docx
@@ -1308,7 +1308,7 @@
                 <w:sz w:val="17"/>
                 <w:szCs w:val="17"/>
               </w:rPr>
-              <w:t xml:space="preserve">• CPO-001 교회 헌법 제6~9조 (교인의 정의·의무·권리·탈퇴)</w:t>
+              <w:t>• CPO-001 교회 헌법 제6~9조 (교인의 정의·종류·의무와 권리·권징)</w:t>
             </w:r>
           </w:p>
           <w:p>
